--- a/Job hunt/Amit Kumar Mohanty - Platform Engineer I Generative AI Engineer.docx
+++ b/Job hunt/Amit Kumar Mohanty - Platform Engineer I Generative AI Engineer.docx
@@ -4,20 +4,20 @@
   <w:body>
     <w:p>
       <w:pPr>
-        <w:spacing w:before="0" w:after="20" w:line="240" w:lineRule="auto"/>
+        <w:spacing w:before="0" w:after="40" w:line="240" w:lineRule="auto"/>
         <w:jc w:val="center"/>
       </w:pPr>
       <w:r>
         <w:rPr>
           <w:b/>
-          <w:sz w:val="40"/>
+          <w:sz w:val="43"/>
         </w:rPr>
         <w:t>Amit Kumar Mohanty</w:t>
       </w:r>
     </w:p>
     <w:p>
       <w:pPr>
-        <w:spacing w:before="0" w:after="20" w:line="240" w:lineRule="auto"/>
+        <w:spacing w:before="0" w:after="40" w:line="240" w:lineRule="auto"/>
         <w:jc w:val="center"/>
       </w:pPr>
       <w:r>
@@ -29,7 +29,7 @@
     </w:p>
     <w:p>
       <w:pPr>
-        <w:spacing w:before="0" w:after="80" w:line="240" w:lineRule="auto"/>
+        <w:spacing w:before="0" w:after="100" w:line="240" w:lineRule="auto"/>
         <w:jc w:val="center"/>
       </w:pPr>
       <w:r>
@@ -42,7 +42,7 @@
     </w:p>
     <w:p>
       <w:pPr>
-        <w:spacing w:before="100" w:after="20" w:line="240" w:lineRule="auto"/>
+        <w:spacing w:before="120" w:after="40" w:line="240" w:lineRule="auto"/>
         <w:pBdr>
           <w:bottom w:val="single" w:sz="6" w:space="1" w:color="1F3A5F"/>
         </w:pBdr>
@@ -69,7 +69,7 @@
     </w:p>
     <w:p>
       <w:pPr>
-        <w:spacing w:before="100" w:after="20" w:line="240" w:lineRule="auto"/>
+        <w:spacing w:before="120" w:after="40" w:line="240" w:lineRule="auto"/>
         <w:pBdr>
           <w:bottom w:val="single" w:sz="6" w:space="1" w:color="1F3A5F"/>
         </w:pBdr>
@@ -88,7 +88,7 @@
         <w:tabs>
           <w:tab w:pos="10512" w:val="right"/>
         </w:tabs>
-        <w:spacing w:before="40" w:after="0" w:line="240" w:lineRule="auto"/>
+        <w:spacing w:before="60" w:after="0" w:line="240" w:lineRule="auto"/>
       </w:pPr>
       <w:r>
         <w:rPr>
@@ -123,7 +123,7 @@
         <w:tabs>
           <w:tab w:pos="10512" w:val="right"/>
         </w:tabs>
-        <w:spacing w:before="40" w:after="0" w:line="240" w:lineRule="auto"/>
+        <w:spacing w:before="60" w:after="0" w:line="240" w:lineRule="auto"/>
       </w:pPr>
       <w:r>
         <w:rPr>
@@ -155,7 +155,7 @@
     </w:p>
     <w:p>
       <w:pPr>
-        <w:spacing w:before="100" w:after="20" w:line="240" w:lineRule="auto"/>
+        <w:spacing w:before="120" w:after="40" w:line="240" w:lineRule="auto"/>
         <w:pBdr>
           <w:bottom w:val="single" w:sz="6" w:space="1" w:color="1F3A5F"/>
         </w:pBdr>
@@ -174,7 +174,7 @@
         <w:tabs>
           <w:tab w:pos="10512" w:val="right"/>
         </w:tabs>
-        <w:spacing w:before="40" w:after="0" w:line="240" w:lineRule="auto"/>
+        <w:spacing w:before="60" w:after="0" w:line="240" w:lineRule="auto"/>
       </w:pPr>
       <w:r>
         <w:rPr>
@@ -195,7 +195,7 @@
     <w:p>
       <w:pPr>
         <w:pStyle w:val="ListBullet"/>
-        <w:spacing w:after="0" w:before="0" w:line="240" w:lineRule="auto"/>
+        <w:spacing w:after="24" w:before="0" w:line="240" w:lineRule="auto"/>
         <w:ind w:left="259"/>
       </w:pPr>
       <w:r>
@@ -208,7 +208,7 @@
     <w:p>
       <w:pPr>
         <w:pStyle w:val="ListBullet"/>
-        <w:spacing w:after="0" w:before="0" w:line="240" w:lineRule="auto"/>
+        <w:spacing w:after="24" w:before="0" w:line="240" w:lineRule="auto"/>
         <w:ind w:left="259"/>
       </w:pPr>
       <w:r>
@@ -221,7 +221,7 @@
     <w:p>
       <w:pPr>
         <w:pStyle w:val="ListBullet"/>
-        <w:spacing w:after="0" w:before="0" w:line="240" w:lineRule="auto"/>
+        <w:spacing w:after="24" w:before="0" w:line="240" w:lineRule="auto"/>
         <w:ind w:left="259"/>
       </w:pPr>
       <w:r>
@@ -233,10 +233,20 @@
     </w:p>
     <w:p>
       <w:pPr>
+        <w:spacing w:before="0" w:after="0" w:line="240" w:lineRule="auto"/>
+      </w:pPr>
+      <w:r>
+        <w:rPr>
+          <w:sz w:val="5"/>
+        </w:rPr>
+      </w:r>
+    </w:p>
+    <w:p>
+      <w:pPr>
         <w:tabs>
           <w:tab w:pos="10512" w:val="right"/>
         </w:tabs>
-        <w:spacing w:before="40" w:after="0" w:line="240" w:lineRule="auto"/>
+        <w:spacing w:before="60" w:after="0" w:line="240" w:lineRule="auto"/>
       </w:pPr>
       <w:r>
         <w:rPr>
@@ -257,7 +267,7 @@
     <w:p>
       <w:pPr>
         <w:pStyle w:val="ListBullet"/>
-        <w:spacing w:after="0" w:before="0" w:line="240" w:lineRule="auto"/>
+        <w:spacing w:after="24" w:before="0" w:line="240" w:lineRule="auto"/>
         <w:ind w:left="259"/>
       </w:pPr>
       <w:r>
@@ -270,7 +280,7 @@
     <w:p>
       <w:pPr>
         <w:pStyle w:val="ListBullet"/>
-        <w:spacing w:after="0" w:before="0" w:line="240" w:lineRule="auto"/>
+        <w:spacing w:after="24" w:before="0" w:line="240" w:lineRule="auto"/>
         <w:ind w:left="259"/>
       </w:pPr>
       <w:r>
@@ -283,7 +293,7 @@
     <w:p>
       <w:pPr>
         <w:pStyle w:val="ListBullet"/>
-        <w:spacing w:after="0" w:before="0" w:line="240" w:lineRule="auto"/>
+        <w:spacing w:after="24" w:before="0" w:line="240" w:lineRule="auto"/>
         <w:ind w:left="259"/>
       </w:pPr>
       <w:r>
@@ -295,7 +305,17 @@
     </w:p>
     <w:p>
       <w:pPr>
-        <w:spacing w:before="100" w:after="20" w:line="240" w:lineRule="auto"/>
+        <w:spacing w:before="0" w:after="0" w:line="240" w:lineRule="auto"/>
+      </w:pPr>
+      <w:r>
+        <w:rPr>
+          <w:sz w:val="5"/>
+        </w:rPr>
+      </w:r>
+    </w:p>
+    <w:p>
+      <w:pPr>
+        <w:spacing w:before="120" w:after="40" w:line="240" w:lineRule="auto"/>
         <w:pBdr>
           <w:bottom w:val="single" w:sz="6" w:space="1" w:color="1F3A5F"/>
         </w:pBdr>
@@ -314,7 +334,7 @@
         <w:tabs>
           <w:tab w:pos="10512" w:val="right"/>
         </w:tabs>
-        <w:spacing w:before="40" w:after="0" w:line="240" w:lineRule="auto"/>
+        <w:spacing w:before="60" w:after="0" w:line="240" w:lineRule="auto"/>
       </w:pPr>
       <w:r>
         <w:rPr>
@@ -335,7 +355,7 @@
     <w:p>
       <w:pPr>
         <w:pStyle w:val="ListBullet"/>
-        <w:spacing w:after="0" w:before="0" w:line="240" w:lineRule="auto"/>
+        <w:spacing w:after="24" w:before="0" w:line="240" w:lineRule="auto"/>
         <w:ind w:left="259"/>
       </w:pPr>
       <w:r>
@@ -348,7 +368,7 @@
     <w:p>
       <w:pPr>
         <w:pStyle w:val="ListBullet"/>
-        <w:spacing w:after="0" w:before="0" w:line="240" w:lineRule="auto"/>
+        <w:spacing w:after="24" w:before="0" w:line="240" w:lineRule="auto"/>
         <w:ind w:left="259"/>
       </w:pPr>
       <w:r>
@@ -360,10 +380,20 @@
     </w:p>
     <w:p>
       <w:pPr>
+        <w:spacing w:before="0" w:after="0" w:line="240" w:lineRule="auto"/>
+      </w:pPr>
+      <w:r>
+        <w:rPr>
+          <w:sz w:val="5"/>
+        </w:rPr>
+      </w:r>
+    </w:p>
+    <w:p>
+      <w:pPr>
         <w:tabs>
           <w:tab w:pos="10512" w:val="right"/>
         </w:tabs>
-        <w:spacing w:before="40" w:after="0" w:line="240" w:lineRule="auto"/>
+        <w:spacing w:before="60" w:after="0" w:line="240" w:lineRule="auto"/>
       </w:pPr>
       <w:r>
         <w:rPr>
@@ -384,7 +414,7 @@
     <w:p>
       <w:pPr>
         <w:pStyle w:val="ListBullet"/>
-        <w:spacing w:after="0" w:before="0" w:line="240" w:lineRule="auto"/>
+        <w:spacing w:after="24" w:before="0" w:line="240" w:lineRule="auto"/>
         <w:ind w:left="259"/>
       </w:pPr>
       <w:r>
@@ -397,7 +427,7 @@
     <w:p>
       <w:pPr>
         <w:pStyle w:val="ListBullet"/>
-        <w:spacing w:after="0" w:before="0" w:line="240" w:lineRule="auto"/>
+        <w:spacing w:after="24" w:before="0" w:line="240" w:lineRule="auto"/>
         <w:ind w:left="259"/>
       </w:pPr>
       <w:r>
@@ -409,10 +439,20 @@
     </w:p>
     <w:p>
       <w:pPr>
+        <w:spacing w:before="0" w:after="0" w:line="240" w:lineRule="auto"/>
+      </w:pPr>
+      <w:r>
+        <w:rPr>
+          <w:sz w:val="5"/>
+        </w:rPr>
+      </w:r>
+    </w:p>
+    <w:p>
+      <w:pPr>
         <w:tabs>
           <w:tab w:pos="10512" w:val="right"/>
         </w:tabs>
-        <w:spacing w:before="40" w:after="0" w:line="240" w:lineRule="auto"/>
+        <w:spacing w:before="60" w:after="0" w:line="240" w:lineRule="auto"/>
       </w:pPr>
       <w:r>
         <w:rPr>
@@ -433,7 +473,7 @@
     <w:p>
       <w:pPr>
         <w:pStyle w:val="ListBullet"/>
-        <w:spacing w:after="0" w:before="0" w:line="240" w:lineRule="auto"/>
+        <w:spacing w:after="24" w:before="0" w:line="240" w:lineRule="auto"/>
         <w:ind w:left="259"/>
       </w:pPr>
       <w:r>
@@ -445,7 +485,17 @@
     </w:p>
     <w:p>
       <w:pPr>
-        <w:spacing w:before="100" w:after="20" w:line="240" w:lineRule="auto"/>
+        <w:spacing w:before="0" w:after="0" w:line="240" w:lineRule="auto"/>
+      </w:pPr>
+      <w:r>
+        <w:rPr>
+          <w:sz w:val="5"/>
+        </w:rPr>
+      </w:r>
+    </w:p>
+    <w:p>
+      <w:pPr>
+        <w:spacing w:before="120" w:after="40" w:line="240" w:lineRule="auto"/>
         <w:pBdr>
           <w:bottom w:val="single" w:sz="6" w:space="1" w:color="1F3A5F"/>
         </w:pBdr>
@@ -551,7 +601,7 @@
     </w:p>
     <w:p>
       <w:pPr>
-        <w:spacing w:before="100" w:after="20" w:line="240" w:lineRule="auto"/>
+        <w:spacing w:before="120" w:after="40" w:line="240" w:lineRule="auto"/>
         <w:pBdr>
           <w:bottom w:val="single" w:sz="6" w:space="1" w:color="1F3A5F"/>
         </w:pBdr>
@@ -568,7 +618,7 @@
     <w:p>
       <w:pPr>
         <w:pStyle w:val="ListBullet"/>
-        <w:spacing w:after="0" w:before="0" w:line="240" w:lineRule="auto"/>
+        <w:spacing w:after="24" w:before="0" w:line="240" w:lineRule="auto"/>
         <w:ind w:left="259"/>
       </w:pPr>
       <w:r>
@@ -581,7 +631,7 @@
     <w:p>
       <w:pPr>
         <w:pStyle w:val="ListBullet"/>
-        <w:spacing w:after="0" w:before="0" w:line="240" w:lineRule="auto"/>
+        <w:spacing w:after="24" w:before="0" w:line="240" w:lineRule="auto"/>
         <w:ind w:left="259"/>
       </w:pPr>
       <w:r>
@@ -594,7 +644,7 @@
     <w:p>
       <w:pPr>
         <w:pStyle w:val="ListBullet"/>
-        <w:spacing w:after="0" w:before="0" w:line="240" w:lineRule="auto"/>
+        <w:spacing w:after="24" w:before="0" w:line="240" w:lineRule="auto"/>
         <w:ind w:left="259"/>
       </w:pPr>
       <w:r>
@@ -606,7 +656,7 @@
     </w:p>
     <w:sectPr>
       <w:pgSz w:w="12240" w:h="15840"/>
-      <w:pgMar w:top="576" w:right="864" w:bottom="576" w:left="864" w:header="720" w:footer="720" w:gutter="0"/>
+      <w:pgMar w:top="720" w:right="864" w:bottom="720" w:left="864" w:header="720" w:footer="720" w:gutter="0"/>
       <w:cols w:space="720"/>
       <w:docGrid w:linePitch="360"/>
     </w:sectPr>
